--- a/briefings/线口监测午报-2026-08-25.docx
+++ b/briefings/线口监测午报-2026-08-25.docx
@@ -22,7 +22,7 @@
           <w:color w:val="888888"/>
           <w:sz w:val="18"/>
         </w:rPr>
-        <w:t>监测窗口:近48小时 | 生成时间:2026-08-25 17:10</w:t>
+        <w:t>监测窗口:近48小时 | 生成时间:2026-08-25 17:56</w:t>
       </w:r>
     </w:p>
     <w:p>
@@ -70,6 +70,159 @@
           <w:color w:val="888888"/>
           <w:sz w:val="24"/>
         </w:rPr>
+        <w:t>小米公司发言人：近期，多起使用 AI 技术造谣我司的案件被警方侦破</w:t>
+      </w:r>
+    </w:p>
+    <w:p>
+      <w:r>
+        <w:rPr>
+          <w:rFonts w:ascii="Times New Roman" w:hAnsi="Times New Roman" w:eastAsia="宋体"/>
+          <w:color w:val="888888"/>
+          <w:sz w:val="18"/>
+        </w:rPr>
+        <w:t>来源:IT之家 | 时间:08-25 17:56</w:t>
+      </w:r>
+    </w:p>
+    <w:p>
+      <w:r>
+        <w:rPr>
+          <w:rFonts w:ascii="Times New Roman" w:hAnsi="Times New Roman" w:eastAsia="宋体"/>
+          <w:sz w:val="18"/>
+        </w:rPr>
+        <w:t>链接:</w:t>
+      </w:r>
+      <w:hyperlink r:id="rId9">
+        <w:r>
+          <w:rPr>
+            <w:color w:val="0563C1"/>
+            <w:u w:val="single"/>
+          </w:rPr>
+          <w:t>小米公司发言人：近期，多起使用 AI 技术造谣我司的案件被警方侦破</w:t>
+        </w:r>
+      </w:hyperlink>
+    </w:p>
+    <w:p>
+      <w:pPr>
+        <w:pStyle w:val="Heading3"/>
+      </w:pPr>
+      <w:r>
+        <w:rPr>
+          <w:rFonts w:ascii="Times New Roman" w:hAnsi="Times New Roman" w:eastAsia="黑体"/>
+          <w:b w:val="0"/>
+          <w:color w:val="888888"/>
+          <w:sz w:val="24"/>
+        </w:rPr>
+        <w:t>【C级·参考】</w:t>
+      </w:r>
+      <w:r>
+        <w:rPr>
+          <w:rFonts w:ascii="Times New Roman" w:hAnsi="Times New Roman" w:eastAsia="黑体"/>
+          <w:b w:val="0"/>
+          <w:color w:val="888888"/>
+          <w:sz w:val="24"/>
+        </w:rPr>
+        <w:t>小扎 AI 战略的重要一环，消息称 Meta 计划未来数周内推出“Hatch”智能体平台</w:t>
+      </w:r>
+    </w:p>
+    <w:p>
+      <w:r>
+        <w:rPr>
+          <w:rFonts w:ascii="Times New Roman" w:hAnsi="Times New Roman" w:eastAsia="宋体"/>
+          <w:color w:val="888888"/>
+          <w:sz w:val="18"/>
+        </w:rPr>
+        <w:t>来源:IT之家 | 时间:08-25 17:33</w:t>
+      </w:r>
+    </w:p>
+    <w:p>
+      <w:r>
+        <w:rPr>
+          <w:rFonts w:ascii="Times New Roman" w:hAnsi="Times New Roman" w:eastAsia="宋体"/>
+          <w:sz w:val="18"/>
+        </w:rPr>
+        <w:t>链接:</w:t>
+      </w:r>
+      <w:hyperlink r:id="rId10">
+        <w:r>
+          <w:rPr>
+            <w:color w:val="0563C1"/>
+            <w:u w:val="single"/>
+          </w:rPr>
+          <w:t>小扎 AI 战略的重要一环，消息称 Meta 计划未来数周内推出“Hatch”智能体平台</w:t>
+        </w:r>
+      </w:hyperlink>
+    </w:p>
+    <w:p>
+      <w:pPr>
+        <w:pStyle w:val="Heading3"/>
+      </w:pPr>
+      <w:r>
+        <w:rPr>
+          <w:rFonts w:ascii="Times New Roman" w:hAnsi="Times New Roman" w:eastAsia="黑体"/>
+          <w:b w:val="0"/>
+          <w:color w:val="888888"/>
+          <w:sz w:val="24"/>
+        </w:rPr>
+        <w:t>【C级·参考】</w:t>
+      </w:r>
+      <w:r>
+        <w:rPr>
+          <w:rFonts w:ascii="Times New Roman" w:hAnsi="Times New Roman" w:eastAsia="黑体"/>
+          <w:b w:val="0"/>
+          <w:color w:val="888888"/>
+          <w:sz w:val="24"/>
+        </w:rPr>
+        <w:t>保时捷与印度塔塔咨询签署为期 5 年、价值 12.5 亿欧元的 AI 合作协议</w:t>
+      </w:r>
+    </w:p>
+    <w:p>
+      <w:r>
+        <w:rPr>
+          <w:rFonts w:ascii="Times New Roman" w:hAnsi="Times New Roman" w:eastAsia="宋体"/>
+          <w:color w:val="888888"/>
+          <w:sz w:val="18"/>
+        </w:rPr>
+        <w:t>来源:IT之家 | 时间:08-25 17:13</w:t>
+      </w:r>
+    </w:p>
+    <w:p>
+      <w:r>
+        <w:rPr>
+          <w:rFonts w:ascii="Times New Roman" w:hAnsi="Times New Roman" w:eastAsia="宋体"/>
+          <w:sz w:val="18"/>
+        </w:rPr>
+        <w:t>链接:</w:t>
+      </w:r>
+      <w:hyperlink r:id="rId11">
+        <w:r>
+          <w:rPr>
+            <w:color w:val="0563C1"/>
+            <w:u w:val="single"/>
+          </w:rPr>
+          <w:t>保时捷与印度塔塔咨询签署为期 5 年、价值 12.5 亿欧元的 AI 合作协议</w:t>
+        </w:r>
+      </w:hyperlink>
+    </w:p>
+    <w:p>
+      <w:pPr>
+        <w:pStyle w:val="Heading3"/>
+      </w:pPr>
+      <w:r>
+        <w:rPr>
+          <w:rFonts w:ascii="Times New Roman" w:hAnsi="Times New Roman" w:eastAsia="黑体"/>
+          <w:b w:val="0"/>
+          <w:color w:val="888888"/>
+          <w:sz w:val="24"/>
+        </w:rPr>
+        <w:t>【C级·参考】</w:t>
+      </w:r>
+      <w:r>
+        <w:rPr>
+          <w:rFonts w:ascii="Times New Roman" w:hAnsi="Times New Roman" w:eastAsia="黑体"/>
+          <w:b w:val="0"/>
+          <w:color w:val="888888"/>
+          <w:sz w:val="24"/>
+        </w:rPr>
         <w:t>印度初创公司 Airbound 开发“火箭形态”配送无人机，还要和卡车比货运成本</w:t>
       </w:r>
     </w:p>
@@ -91,7 +244,7 @@
         </w:rPr>
         <w:t>链接:</w:t>
       </w:r>
-      <w:hyperlink r:id="rId9">
+      <w:hyperlink r:id="rId12">
         <w:r>
           <w:rPr>
             <w:color w:val="0563C1"/>
@@ -142,7 +295,7 @@
         </w:rPr>
         <w:t>链接:</w:t>
       </w:r>
-      <w:hyperlink r:id="rId10">
+      <w:hyperlink r:id="rId13">
         <w:r>
           <w:rPr>
             <w:color w:val="0563C1"/>
@@ -172,7 +325,7 @@
           <w:color w:val="888888"/>
           <w:sz w:val="24"/>
         </w:rPr>
-        <w:t>DeepSeek-V4-PRO AI 模型测试：英伟达 Vera Rubin 每兆瓦吞吐量达 GB300 的 30 倍</w:t>
+        <w:t>走出米哈游鹰角大佬，对话刘博：AI 时代，上海交大如何培养游戏人才？</w:t>
       </w:r>
     </w:p>
     <w:p>
@@ -182,7 +335,7 @@
           <w:color w:val="888888"/>
           <w:sz w:val="18"/>
         </w:rPr>
-        <w:t>来源:IT之家 | 时间:08-25 14:58</w:t>
+        <w:t>来源:GameLook | 时间:08-25 09:54</w:t>
       </w:r>
     </w:p>
     <w:p>
@@ -193,115 +346,13 @@
         </w:rPr>
         <w:t>链接:</w:t>
       </w:r>
-      <w:hyperlink r:id="rId11">
+      <w:hyperlink r:id="rId14">
         <w:r>
           <w:rPr>
             <w:color w:val="0563C1"/>
             <w:u w:val="single"/>
           </w:rPr>
-          <w:t>DeepSeek-V4-PRO AI 模型测试：英伟达 Vera Rubin 每兆瓦吞吐量达 GB300 的 30 倍</w:t>
-        </w:r>
-      </w:hyperlink>
-    </w:p>
-    <w:p>
-      <w:pPr>
-        <w:pStyle w:val="Heading3"/>
-      </w:pPr>
-      <w:r>
-        <w:rPr>
-          <w:rFonts w:ascii="Times New Roman" w:hAnsi="Times New Roman" w:eastAsia="黑体"/>
-          <w:b w:val="0"/>
-          <w:color w:val="888888"/>
-          <w:sz w:val="24"/>
-        </w:rPr>
-        <w:t>【C级·参考】</w:t>
-      </w:r>
-      <w:r>
-        <w:rPr>
-          <w:rFonts w:ascii="Times New Roman" w:hAnsi="Times New Roman" w:eastAsia="黑体"/>
-          <w:b w:val="0"/>
-          <w:color w:val="888888"/>
-          <w:sz w:val="24"/>
-        </w:rPr>
-        <w:t>雷军详解新一代玄戒芯片原型机，包括高速 AI 演示终端和个人 AI 超级计算终端</w:t>
-      </w:r>
-    </w:p>
-    <w:p>
-      <w:r>
-        <w:rPr>
-          <w:rFonts w:ascii="Times New Roman" w:hAnsi="Times New Roman" w:eastAsia="宋体"/>
-          <w:color w:val="888888"/>
-          <w:sz w:val="18"/>
-        </w:rPr>
-        <w:t>来源:IT之家 | 时间:08-25 14:53</w:t>
-      </w:r>
-    </w:p>
-    <w:p>
-      <w:r>
-        <w:rPr>
-          <w:rFonts w:ascii="Times New Roman" w:hAnsi="Times New Roman" w:eastAsia="宋体"/>
-          <w:sz w:val="18"/>
-        </w:rPr>
-        <w:t>链接:</w:t>
-      </w:r>
-      <w:hyperlink r:id="rId12">
-        <w:r>
-          <w:rPr>
-            <w:color w:val="0563C1"/>
-            <w:u w:val="single"/>
-          </w:rPr>
-          <w:t>雷军详解新一代玄戒芯片原型机，包括高速 AI 演示终端和个人 AI 超级计算终端</w:t>
-        </w:r>
-      </w:hyperlink>
-    </w:p>
-    <w:p>
-      <w:pPr>
-        <w:pStyle w:val="Heading3"/>
-      </w:pPr>
-      <w:r>
-        <w:rPr>
-          <w:rFonts w:ascii="Times New Roman" w:hAnsi="Times New Roman" w:eastAsia="黑体"/>
-          <w:b w:val="0"/>
-          <w:color w:val="888888"/>
-          <w:sz w:val="24"/>
-        </w:rPr>
-        <w:t>【C级·参考】</w:t>
-      </w:r>
-      <w:r>
-        <w:rPr>
-          <w:rFonts w:ascii="Times New Roman" w:hAnsi="Times New Roman" w:eastAsia="黑体"/>
-          <w:b w:val="0"/>
-          <w:color w:val="888888"/>
-          <w:sz w:val="24"/>
-        </w:rPr>
-        <w:t>英特尔披露 Wildcat Lake 处理器：平台 AI 算力最高 40 TOPS，UCIe 多芯片封装</w:t>
-      </w:r>
-    </w:p>
-    <w:p>
-      <w:r>
-        <w:rPr>
-          <w:rFonts w:ascii="Times New Roman" w:hAnsi="Times New Roman" w:eastAsia="宋体"/>
-          <w:color w:val="888888"/>
-          <w:sz w:val="18"/>
-        </w:rPr>
-        <w:t>来源:IT之家 | 时间:08-25 14:36</w:t>
-      </w:r>
-    </w:p>
-    <w:p>
-      <w:r>
-        <w:rPr>
-          <w:rFonts w:ascii="Times New Roman" w:hAnsi="Times New Roman" w:eastAsia="宋体"/>
-          <w:sz w:val="18"/>
-        </w:rPr>
-        <w:t>链接:</w:t>
-      </w:r>
-      <w:hyperlink r:id="rId13">
-        <w:r>
-          <w:rPr>
-            <w:color w:val="0563C1"/>
-            <w:u w:val="single"/>
-          </w:rPr>
-          <w:t>英特尔披露 Wildcat Lake 处理器：平台 AI 算力最高 40 TOPS，UCIe 多芯片封装</w:t>
+          <w:t>走出米哈游鹰角大佬，对话刘博：AI 时代，上海交大如何培养游戏人才？</w:t>
         </w:r>
       </w:hyperlink>
     </w:p>
@@ -346,7 +397,7 @@
         </w:rPr>
         <w:t>链接:</w:t>
       </w:r>
-      <w:hyperlink r:id="rId14">
+      <w:hyperlink r:id="rId15">
         <w:r>
           <w:rPr>
             <w:color w:val="0563C1"/>
@@ -397,7 +448,7 @@
         </w:rPr>
         <w:t>链接:</w:t>
       </w:r>
-      <w:hyperlink r:id="rId15">
+      <w:hyperlink r:id="rId16">
         <w:r>
           <w:rPr>
             <w:color w:val="0563C1"/>
@@ -448,64 +499,13 @@
         </w:rPr>
         <w:t>链接:</w:t>
       </w:r>
-      <w:hyperlink r:id="rId16">
+      <w:hyperlink r:id="rId17">
         <w:r>
           <w:rPr>
             <w:color w:val="0563C1"/>
             <w:u w:val="single"/>
           </w:rPr>
           <w:t>蓝思科技多点突破，AI眼镜服务器折叠机齐发力</w:t>
-        </w:r>
-      </w:hyperlink>
-    </w:p>
-    <w:p>
-      <w:pPr>
-        <w:pStyle w:val="Heading3"/>
-      </w:pPr>
-      <w:r>
-        <w:rPr>
-          <w:rFonts w:ascii="Times New Roman" w:hAnsi="Times New Roman" w:eastAsia="黑体"/>
-          <w:b w:val="0"/>
-          <w:color w:val="888888"/>
-          <w:sz w:val="24"/>
-        </w:rPr>
-        <w:t>【C级·参考】</w:t>
-      </w:r>
-      <w:r>
-        <w:rPr>
-          <w:rFonts w:ascii="Times New Roman" w:hAnsi="Times New Roman" w:eastAsia="黑体"/>
-          <w:b w:val="0"/>
-          <w:color w:val="888888"/>
-          <w:sz w:val="24"/>
-        </w:rPr>
-        <w:t>TOZO AIVU AI眼镜Kickstarter众筹突破10万美元，首创染色光波导技术</w:t>
-      </w:r>
-    </w:p>
-    <w:p>
-      <w:r>
-        <w:rPr>
-          <w:rFonts w:ascii="Times New Roman" w:hAnsi="Times New Roman" w:eastAsia="宋体"/>
-          <w:color w:val="888888"/>
-          <w:sz w:val="18"/>
-        </w:rPr>
-        <w:t>来源:Bing新闻 | 时间:08-25 01:25</w:t>
-      </w:r>
-    </w:p>
-    <w:p>
-      <w:r>
-        <w:rPr>
-          <w:rFonts w:ascii="Times New Roman" w:hAnsi="Times New Roman" w:eastAsia="宋体"/>
-          <w:sz w:val="18"/>
-        </w:rPr>
-        <w:t>链接:</w:t>
-      </w:r>
-      <w:hyperlink r:id="rId17">
-        <w:r>
-          <w:rPr>
-            <w:color w:val="0563C1"/>
-            <w:u w:val="single"/>
-          </w:rPr>
-          <w:t>TOZO AIVU AI眼镜Kickstarter众筹突破10万美元，首创染色光波导技术</w:t>
         </w:r>
       </w:hyperlink>
     </w:p>
@@ -631,7 +631,7 @@
           <w:color w:val="888888"/>
           <w:sz w:val="24"/>
         </w:rPr>
-        <w:t>MS Paint and Photos inivisibly watermark even locally generated output with GUID</w:t>
+        <w:t>独家｜老板电器新一代AI烹饪眼镜预计明年3月发布</w:t>
       </w:r>
     </w:p>
     <w:p>
@@ -641,7 +641,7 @@
           <w:color w:val="888888"/>
           <w:sz w:val="18"/>
         </w:rPr>
-        <w:t>来源:Hacker News | 时间:08-24 23:28</w:t>
+        <w:t>来源:Bing新闻 | 时间:08-24 23:48</w:t>
       </w:r>
     </w:p>
     <w:p>
@@ -658,7 +658,7 @@
             <w:color w:val="0563C1"/>
             <w:u w:val="single"/>
           </w:rPr>
-          <w:t>MS Paint and Photos inivisibly watermark even locally generated output with GUID</w:t>
+          <w:t>独家｜老板电器新一代AI烹饪眼镜预计明年3月发布</w:t>
         </w:r>
       </w:hyperlink>
     </w:p>
@@ -682,7 +682,7 @@
           <w:color w:val="888888"/>
           <w:sz w:val="24"/>
         </w:rPr>
-        <w:t>蓝思科技：公司在AI眼镜领域已实现核心卡位</w:t>
+        <w:t>MS Paint and Photos inivisibly watermark even locally generated output with GUID</w:t>
       </w:r>
     </w:p>
     <w:p>
@@ -692,7 +692,7 @@
           <w:color w:val="888888"/>
           <w:sz w:val="18"/>
         </w:rPr>
-        <w:t>来源:Bing新闻 | 时间:08-24 23:14</w:t>
+        <w:t>来源:Hacker News | 时间:08-24 23:28</w:t>
       </w:r>
     </w:p>
     <w:p>
@@ -709,7 +709,7 @@
             <w:color w:val="0563C1"/>
             <w:u w:val="single"/>
           </w:rPr>
-          <w:t>蓝思科技：公司在AI眼镜领域已实现核心卡位</w:t>
+          <w:t>MS Paint and Photos inivisibly watermark even locally generated output with GUID</w:t>
         </w:r>
       </w:hyperlink>
     </w:p>
@@ -761,57 +761,6 @@
             <w:u w:val="single"/>
           </w:rPr>
           <w:t>Training AI to Paint with Code</w:t>
-        </w:r>
-      </w:hyperlink>
-    </w:p>
-    <w:p>
-      <w:pPr>
-        <w:pStyle w:val="Heading3"/>
-      </w:pPr>
-      <w:r>
-        <w:rPr>
-          <w:rFonts w:ascii="Times New Roman" w:hAnsi="Times New Roman" w:eastAsia="黑体"/>
-          <w:b w:val="0"/>
-          <w:color w:val="888888"/>
-          <w:sz w:val="24"/>
-        </w:rPr>
-        <w:t>【C级·参考】</w:t>
-      </w:r>
-      <w:r>
-        <w:rPr>
-          <w:rFonts w:ascii="Times New Roman" w:hAnsi="Times New Roman" w:eastAsia="黑体"/>
-          <w:b w:val="0"/>
-          <w:color w:val="888888"/>
-          <w:sz w:val="24"/>
-        </w:rPr>
-        <w:t>对标林德伯格、学做胖东来！闪极loomos解锁AI眼镜新赛道</w:t>
-      </w:r>
-    </w:p>
-    <w:p>
-      <w:r>
-        <w:rPr>
-          <w:rFonts w:ascii="Times New Roman" w:hAnsi="Times New Roman" w:eastAsia="宋体"/>
-          <w:color w:val="888888"/>
-          <w:sz w:val="18"/>
-        </w:rPr>
-        <w:t>来源:Bing新闻 | 时间:08-23 19:34</w:t>
-      </w:r>
-    </w:p>
-    <w:p>
-      <w:r>
-        <w:rPr>
-          <w:rFonts w:ascii="Times New Roman" w:hAnsi="Times New Roman" w:eastAsia="宋体"/>
-          <w:sz w:val="18"/>
-        </w:rPr>
-        <w:t>链接:</w:t>
-      </w:r>
-      <w:hyperlink r:id="rId23">
-        <w:r>
-          <w:rPr>
-            <w:color w:val="0563C1"/>
-            <w:u w:val="single"/>
-          </w:rPr>
-          <w:t>对标林德伯格、学做胖东来！闪极loomos解锁AI眼镜新赛道</w:t>
         </w:r>
       </w:hyperlink>
     </w:p>
@@ -885,7 +834,7 @@
         </w:rPr>
         <w:t>链接:</w:t>
       </w:r>
-      <w:hyperlink r:id="rId24">
+      <w:hyperlink r:id="rId23">
         <w:r>
           <w:rPr>
             <w:color w:val="0563C1"/>
@@ -923,6 +872,57 @@
         </w:rPr>
         <w:t>游戏/电竞/平台公司</w:t>
       </w:r>
+    </w:p>
+    <w:p>
+      <w:pPr>
+        <w:pStyle w:val="Heading3"/>
+      </w:pPr>
+      <w:r>
+        <w:rPr>
+          <w:rFonts w:ascii="Times New Roman" w:hAnsi="Times New Roman" w:eastAsia="黑体"/>
+          <w:b w:val="0"/>
+          <w:color w:val="888888"/>
+          <w:sz w:val="24"/>
+        </w:rPr>
+        <w:t>【C级·参考】</w:t>
+      </w:r>
+      <w:r>
+        <w:rPr>
+          <w:rFonts w:ascii="Times New Roman" w:hAnsi="Times New Roman" w:eastAsia="黑体"/>
+          <w:b w:val="0"/>
+          <w:color w:val="888888"/>
+          <w:sz w:val="24"/>
+        </w:rPr>
+        <w:t>宏碁暗影骑士 · 擎 8 游戏本上市：14650HX + 5060 配置国补后 8999 元</w:t>
+      </w:r>
+    </w:p>
+    <w:p>
+      <w:r>
+        <w:rPr>
+          <w:rFonts w:ascii="Times New Roman" w:hAnsi="Times New Roman" w:eastAsia="宋体"/>
+          <w:color w:val="888888"/>
+          <w:sz w:val="18"/>
+        </w:rPr>
+        <w:t>来源:IT之家 | 时间:08-25 17:56</w:t>
+      </w:r>
+    </w:p>
+    <w:p>
+      <w:r>
+        <w:rPr>
+          <w:rFonts w:ascii="Times New Roman" w:hAnsi="Times New Roman" w:eastAsia="宋体"/>
+          <w:sz w:val="18"/>
+        </w:rPr>
+        <w:t>链接:</w:t>
+      </w:r>
+      <w:hyperlink r:id="rId24">
+        <w:r>
+          <w:rPr>
+            <w:color w:val="0563C1"/>
+            <w:u w:val="single"/>
+          </w:rPr>
+          <w:t>宏碁暗影骑士 · 擎 8 游戏本上市：14650HX + 5060 配置国补后 8999 元</w:t>
+        </w:r>
+      </w:hyperlink>
     </w:p>
     <w:p>
       <w:pPr>
@@ -1097,7 +1097,7 @@
           <w:color w:val="888888"/>
           <w:sz w:val="24"/>
         </w:rPr>
-        <w:t>七彩虹 COLORFIRE 橘宝 MEOW X16 Pro 游戏本预售：支持手机互联</w:t>
+        <w:t>微信小游戏又来大招！IAP首发新游最高可获170%综合分成</w:t>
       </w:r>
     </w:p>
     <w:p>
@@ -1107,7 +1107,7 @@
           <w:color w:val="888888"/>
           <w:sz w:val="18"/>
         </w:rPr>
-        <w:t>来源:IT之家 | 时间:08-25 15:03</w:t>
+        <w:t>来源:GameLook | 时间:08-25 09:40</w:t>
       </w:r>
     </w:p>
     <w:p>
@@ -1124,7 +1124,7 @@
             <w:color w:val="0563C1"/>
             <w:u w:val="single"/>
           </w:rPr>
-          <w:t>七彩虹 COLORFIRE 橘宝 MEOW X16 Pro 游戏本预售：支持手机互联</w:t>
+          <w:t>微信小游戏又来大招！IAP首发新游最高可获170%综合分成</w:t>
         </w:r>
       </w:hyperlink>
     </w:p>
@@ -1148,7 +1148,7 @@
           <w:color w:val="888888"/>
           <w:sz w:val="24"/>
         </w:rPr>
-        <w:t>Windows 95 为何塞进音乐、动画和游戏？微软说全是因为“好玩”</w:t>
+        <w:t>腾讯套现18.2亿元！出售韩国游戏大厂Netmarble 13.41%股权，韩国董事长接盘</w:t>
       </w:r>
     </w:p>
     <w:p>
@@ -1158,7 +1158,7 @@
           <w:color w:val="888888"/>
           <w:sz w:val="18"/>
         </w:rPr>
-        <w:t>来源:IT之家 | 时间:08-25 14:52</w:t>
+        <w:t>来源:GameLook | 时间:08-25 09:23</w:t>
       </w:r>
     </w:p>
     <w:p>
@@ -1175,7 +1175,313 @@
             <w:color w:val="0563C1"/>
             <w:u w:val="single"/>
           </w:rPr>
-          <w:t>Windows 95 为何塞进音乐、动画和游戏？微软说全是因为“好玩”</w:t>
+          <w:t>腾讯套现18.2亿元！出售韩国游戏大厂Netmarble 13.41%股权，韩国董事长接盘</w:t>
+        </w:r>
+      </w:hyperlink>
+    </w:p>
+    <w:p>
+      <w:pPr>
+        <w:pStyle w:val="Heading3"/>
+      </w:pPr>
+      <w:r>
+        <w:rPr>
+          <w:rFonts w:ascii="Times New Roman" w:hAnsi="Times New Roman" w:eastAsia="黑体"/>
+          <w:b w:val="0"/>
+          <w:color w:val="888888"/>
+          <w:sz w:val="24"/>
+        </w:rPr>
+        <w:t>【C级·参考】</w:t>
+      </w:r>
+      <w:r>
+        <w:rPr>
+          <w:rFonts w:ascii="Times New Roman" w:hAnsi="Times New Roman" w:eastAsia="黑体"/>
+          <w:b w:val="0"/>
+          <w:color w:val="888888"/>
+          <w:sz w:val="24"/>
+        </w:rPr>
+        <w:t>独立游戏开发者感慨：“陌生人更支持我，亲戚朋友都沉默了”！</w:t>
+      </w:r>
+    </w:p>
+    <w:p>
+      <w:r>
+        <w:rPr>
+          <w:rFonts w:ascii="Times New Roman" w:hAnsi="Times New Roman" w:eastAsia="宋体"/>
+          <w:color w:val="888888"/>
+          <w:sz w:val="18"/>
+        </w:rPr>
+        <w:t>来源:GameLook | 时间:08-25 08:51</w:t>
+      </w:r>
+    </w:p>
+    <w:p>
+      <w:r>
+        <w:rPr>
+          <w:rFonts w:ascii="Times New Roman" w:hAnsi="Times New Roman" w:eastAsia="宋体"/>
+          <w:sz w:val="18"/>
+        </w:rPr>
+        <w:t>链接:</w:t>
+      </w:r>
+      <w:hyperlink r:id="rId30">
+        <w:r>
+          <w:rPr>
+            <w:color w:val="0563C1"/>
+            <w:u w:val="single"/>
+          </w:rPr>
+          <w:t>独立游戏开发者感慨：“陌生人更支持我，亲戚朋友都沉默了”！</w:t>
+        </w:r>
+      </w:hyperlink>
+    </w:p>
+    <w:p>
+      <w:pPr>
+        <w:pStyle w:val="Heading3"/>
+      </w:pPr>
+      <w:r>
+        <w:rPr>
+          <w:rFonts w:ascii="Times New Roman" w:hAnsi="Times New Roman" w:eastAsia="黑体"/>
+          <w:b w:val="0"/>
+          <w:color w:val="888888"/>
+          <w:sz w:val="24"/>
+        </w:rPr>
+        <w:t>【C级·参考】</w:t>
+      </w:r>
+      <w:r>
+        <w:rPr>
+          <w:rFonts w:ascii="Times New Roman" w:hAnsi="Times New Roman" w:eastAsia="黑体"/>
+          <w:b w:val="0"/>
+          <w:color w:val="888888"/>
+          <w:sz w:val="24"/>
+        </w:rPr>
+        <w:t>分析：玩家月留存仅3%，“友尽类游戏”为何成为独游爆款发动机？</w:t>
+      </w:r>
+    </w:p>
+    <w:p>
+      <w:r>
+        <w:rPr>
+          <w:rFonts w:ascii="Times New Roman" w:hAnsi="Times New Roman" w:eastAsia="宋体"/>
+          <w:color w:val="888888"/>
+          <w:sz w:val="18"/>
+        </w:rPr>
+        <w:t>来源:GameLook | 时间:08-24 09:21</w:t>
+      </w:r>
+    </w:p>
+    <w:p>
+      <w:r>
+        <w:rPr>
+          <w:rFonts w:ascii="Times New Roman" w:hAnsi="Times New Roman" w:eastAsia="宋体"/>
+          <w:sz w:val="18"/>
+        </w:rPr>
+        <w:t>链接:</w:t>
+      </w:r>
+      <w:hyperlink r:id="rId31">
+        <w:r>
+          <w:rPr>
+            <w:color w:val="0563C1"/>
+            <w:u w:val="single"/>
+          </w:rPr>
+          <w:t>分析：玩家月留存仅3%，“友尽类游戏”为何成为独游爆款发动机？</w:t>
+        </w:r>
+      </w:hyperlink>
+    </w:p>
+    <w:p>
+      <w:pPr>
+        <w:pStyle w:val="Heading3"/>
+      </w:pPr>
+      <w:r>
+        <w:rPr>
+          <w:rFonts w:ascii="Times New Roman" w:hAnsi="Times New Roman" w:eastAsia="黑体"/>
+          <w:b w:val="0"/>
+          <w:color w:val="888888"/>
+          <w:sz w:val="24"/>
+        </w:rPr>
+        <w:t>【C级·参考】</w:t>
+      </w:r>
+      <w:r>
+        <w:rPr>
+          <w:rFonts w:ascii="Times New Roman" w:hAnsi="Times New Roman" w:eastAsia="黑体"/>
+          <w:b w:val="0"/>
+          <w:color w:val="888888"/>
+          <w:sz w:val="24"/>
+        </w:rPr>
+        <w:t>Sensor Tower首席分析师：游戏广告变现的5个隐藏要点！</w:t>
+      </w:r>
+    </w:p>
+    <w:p>
+      <w:r>
+        <w:rPr>
+          <w:rFonts w:ascii="Times New Roman" w:hAnsi="Times New Roman" w:eastAsia="宋体"/>
+          <w:color w:val="888888"/>
+          <w:sz w:val="18"/>
+        </w:rPr>
+        <w:t>来源:GameLook | 时间:08-24 09:14</w:t>
+      </w:r>
+    </w:p>
+    <w:p>
+      <w:r>
+        <w:rPr>
+          <w:rFonts w:ascii="Times New Roman" w:hAnsi="Times New Roman" w:eastAsia="宋体"/>
+          <w:sz w:val="18"/>
+        </w:rPr>
+        <w:t>链接:</w:t>
+      </w:r>
+      <w:hyperlink r:id="rId32">
+        <w:r>
+          <w:rPr>
+            <w:color w:val="0563C1"/>
+            <w:u w:val="single"/>
+          </w:rPr>
+          <w:t>Sensor Tower首席分析师：游戏广告变现的5个隐藏要点！</w:t>
+        </w:r>
+      </w:hyperlink>
+    </w:p>
+    <w:p>
+      <w:pPr>
+        <w:pStyle w:val="Heading3"/>
+      </w:pPr>
+      <w:r>
+        <w:rPr>
+          <w:rFonts w:ascii="Times New Roman" w:hAnsi="Times New Roman" w:eastAsia="黑体"/>
+          <w:b w:val="0"/>
+          <w:color w:val="888888"/>
+          <w:sz w:val="24"/>
+        </w:rPr>
+        <w:t>【C级·参考】</w:t>
+      </w:r>
+      <w:r>
+        <w:rPr>
+          <w:rFonts w:ascii="Times New Roman" w:hAnsi="Times New Roman" w:eastAsia="黑体"/>
+          <w:b w:val="0"/>
+          <w:color w:val="888888"/>
+          <w:sz w:val="24"/>
+        </w:rPr>
+        <w:t>1200万DAU，中式摸金第一游戏仍在狂飙</w:t>
+      </w:r>
+    </w:p>
+    <w:p>
+      <w:r>
+        <w:rPr>
+          <w:rFonts w:ascii="Times New Roman" w:hAnsi="Times New Roman" w:eastAsia="宋体"/>
+          <w:color w:val="888888"/>
+          <w:sz w:val="18"/>
+        </w:rPr>
+        <w:t>来源:GameLook | 时间:08-24 01:46</w:t>
+      </w:r>
+    </w:p>
+    <w:p>
+      <w:r>
+        <w:rPr>
+          <w:rFonts w:ascii="Times New Roman" w:hAnsi="Times New Roman" w:eastAsia="宋体"/>
+          <w:sz w:val="18"/>
+        </w:rPr>
+        <w:t>链接:</w:t>
+      </w:r>
+      <w:hyperlink r:id="rId33">
+        <w:r>
+          <w:rPr>
+            <w:color w:val="0563C1"/>
+            <w:u w:val="single"/>
+          </w:rPr>
+          <w:t>1200万DAU，中式摸金第一游戏仍在狂飙</w:t>
+        </w:r>
+      </w:hyperlink>
+    </w:p>
+    <w:p>
+      <w:pPr>
+        <w:pStyle w:val="Heading3"/>
+      </w:pPr>
+      <w:r>
+        <w:rPr>
+          <w:rFonts w:ascii="Times New Roman" w:hAnsi="Times New Roman" w:eastAsia="黑体"/>
+          <w:b w:val="0"/>
+          <w:color w:val="888888"/>
+          <w:sz w:val="24"/>
+        </w:rPr>
+        <w:t>【C级·参考】</w:t>
+      </w:r>
+      <w:r>
+        <w:rPr>
+          <w:rFonts w:ascii="Times New Roman" w:hAnsi="Times New Roman" w:eastAsia="黑体"/>
+          <w:b w:val="0"/>
+          <w:color w:val="888888"/>
+          <w:sz w:val="24"/>
+        </w:rPr>
+        <w:t>财报点名创新高，却被steam数据判凉？游戏越火非议越多</w:t>
+      </w:r>
+    </w:p>
+    <w:p>
+      <w:r>
+        <w:rPr>
+          <w:rFonts w:ascii="Times New Roman" w:hAnsi="Times New Roman" w:eastAsia="宋体"/>
+          <w:color w:val="888888"/>
+          <w:sz w:val="18"/>
+        </w:rPr>
+        <w:t>来源:GameLook | 时间:08-24 01:26</w:t>
+      </w:r>
+    </w:p>
+    <w:p>
+      <w:r>
+        <w:rPr>
+          <w:rFonts w:ascii="Times New Roman" w:hAnsi="Times New Roman" w:eastAsia="宋体"/>
+          <w:sz w:val="18"/>
+        </w:rPr>
+        <w:t>链接:</w:t>
+      </w:r>
+      <w:hyperlink r:id="rId34">
+        <w:r>
+          <w:rPr>
+            <w:color w:val="0563C1"/>
+            <w:u w:val="single"/>
+          </w:rPr>
+          <w:t>财报点名创新高，却被steam数据判凉？游戏越火非议越多</w:t>
+        </w:r>
+      </w:hyperlink>
+    </w:p>
+    <w:p>
+      <w:pPr>
+        <w:pStyle w:val="Heading3"/>
+      </w:pPr>
+      <w:r>
+        <w:rPr>
+          <w:rFonts w:ascii="Times New Roman" w:hAnsi="Times New Roman" w:eastAsia="黑体"/>
+          <w:b w:val="0"/>
+          <w:color w:val="888888"/>
+          <w:sz w:val="24"/>
+        </w:rPr>
+        <w:t>【C级·参考】</w:t>
+      </w:r>
+      <w:r>
+        <w:rPr>
+          <w:rFonts w:ascii="Times New Roman" w:hAnsi="Times New Roman" w:eastAsia="黑体"/>
+          <w:b w:val="0"/>
+          <w:color w:val="888888"/>
+          <w:sz w:val="24"/>
+        </w:rPr>
+        <w:t>当游戏遇上成都烟火，手瓦让年轻人重新认识成都</w:t>
+      </w:r>
+    </w:p>
+    <w:p>
+      <w:r>
+        <w:rPr>
+          <w:rFonts w:ascii="Times New Roman" w:hAnsi="Times New Roman" w:eastAsia="宋体"/>
+          <w:color w:val="888888"/>
+          <w:sz w:val="18"/>
+        </w:rPr>
+        <w:t>来源:GameLook | 时间:08-24 01:07</w:t>
+      </w:r>
+    </w:p>
+    <w:p>
+      <w:r>
+        <w:rPr>
+          <w:rFonts w:ascii="Times New Roman" w:hAnsi="Times New Roman" w:eastAsia="宋体"/>
+          <w:sz w:val="18"/>
+        </w:rPr>
+        <w:t>链接:</w:t>
+      </w:r>
+      <w:hyperlink r:id="rId35">
+        <w:r>
+          <w:rPr>
+            <w:color w:val="0563C1"/>
+            <w:u w:val="single"/>
+          </w:rPr>
+          <w:t>当游戏遇上成都烟火，手瓦让年轻人重新认识成都</w:t>
         </w:r>
       </w:hyperlink>
     </w:p>
@@ -1222,7 +1528,7 @@
           <w:rFonts w:ascii="Times New Roman" w:hAnsi="Times New Roman" w:eastAsia="宋体"/>
           <w:sz w:val="18"/>
         </w:rPr>
-        <w:t>IT之家(60)、HackerNews(7)、Bing新闻(7)</w:t>
+        <w:t>IT之家(60)、GameLook(14)、HackerNews(6)、Bing新闻(5)</w:t>
       </w:r>
     </w:p>
     <w:p>
@@ -1239,7 +1545,7 @@
           <w:rFonts w:ascii="Times New Roman" w:hAnsi="Times New Roman" w:eastAsia="宋体"/>
           <w:sz w:val="18"/>
         </w:rPr>
-        <w:t>36氪(no entries)、GameLook(HTTP 502)</w:t>
+        <w:t>36氪(no entries)</w:t>
       </w:r>
     </w:p>
     <w:p>
